--- a/docs/lista_louvores/Textos_Louvores/ESTA PAZ.docx
+++ b/docs/lista_louvores/Textos_Louvores/ESTA PAZ.docx
@@ -4,22 +4,14 @@
   <w:body>
     <w:p>
       <w:pPr>
-        <w:pStyle w:val="SemEspaamento"/>
-        <w:spacing w:before="0"/>
-        <w:rPr>
-          <w:rFonts w:ascii="Times New Roman" w:hAnsi="Times New Roman" w:cs="Times New Roman"/>
-        </w:rPr>
+        <w:pStyle w:val="Ttulo1"/>
       </w:pPr>
       <w:r>
-        <w:rPr>
-          <w:rFonts w:ascii="Times New Roman" w:hAnsi="Times New Roman" w:cs="Times New Roman"/>
-        </w:rPr>
         <w:t>ESTA PAZ</w:t>
       </w:r>
     </w:p>
     <w:p>
       <w:pPr>
-        <w:spacing w:after="0"/>
         <w:rPr>
           <w:rFonts w:ascii="Times New Roman" w:hAnsi="Times New Roman"/>
         </w:rPr>
@@ -65,7 +57,6 @@
     </w:p>
     <w:p>
       <w:pPr>
-        <w:spacing w:after="0"/>
         <w:rPr>
           <w:rFonts w:ascii="Times New Roman" w:hAnsi="Times New Roman"/>
         </w:rPr>
@@ -111,7 +102,6 @@
     </w:p>
     <w:p>
       <w:pPr>
-        <w:spacing w:before="120" w:after="0"/>
         <w:rPr>
           <w:rFonts w:ascii="Times New Roman" w:hAnsi="Times New Roman"/>
           <w:b/>
@@ -160,10 +150,7 @@
         </w:rPr>
         <w:t>lho Seu amor</w:t>
       </w:r>
-    </w:p>
-    <w:p>
-      <w:pPr>
-        <w:spacing w:after="0"/>
+      <w:r>
         <w:rPr>
           <w:rFonts w:ascii="Times New Roman" w:hAnsi="Times New Roman"/>
           <w:b/>
@@ -171,7 +158,8 @@
           <w:i/>
           <w:iCs/>
         </w:rPr>
-      </w:pPr>
+        <w:br/>
+      </w:r>
       <w:r>
         <w:rPr>
           <w:rFonts w:ascii="Times New Roman" w:hAnsi="Times New Roman"/>
@@ -212,7 +200,9 @@
         </w:rPr>
         <w:t>legre estou</w:t>
       </w:r>
-      <w:r>
+    </w:p>
+    <w:p>
+      <w:pPr>
         <w:rPr>
           <w:rFonts w:ascii="Times New Roman" w:hAnsi="Times New Roman"/>
           <w:b/>
@@ -220,76 +210,8 @@
           <w:i/>
           <w:iCs/>
         </w:rPr>
-        <w:t xml:space="preserve"> [2X]</w:t>
-      </w:r>
-    </w:p>
-    <w:p>
-      <w:pPr>
-        <w:spacing w:before="120" w:after="0"/>
-        <w:rPr>
-          <w:rFonts w:ascii="Times New Roman" w:hAnsi="Times New Roman"/>
-        </w:rPr>
       </w:pPr>
       <w:r>
-        <w:rPr>
-          <w:rFonts w:ascii="Times New Roman" w:hAnsi="Times New Roman"/>
-        </w:rPr>
-        <w:t>E ainda que a terra não floresça</w:t>
-      </w:r>
-      <w:r>
-        <w:rPr>
-          <w:rFonts w:ascii="Times New Roman" w:hAnsi="Times New Roman"/>
-        </w:rPr>
-        <w:br/>
-      </w:r>
-      <w:r>
-        <w:rPr>
-          <w:rFonts w:ascii="Times New Roman" w:hAnsi="Times New Roman"/>
-        </w:rPr>
-        <w:t>E</w:t>
-      </w:r>
-      <w:r>
-        <w:rPr>
-          <w:rFonts w:ascii="Times New Roman" w:hAnsi="Times New Roman"/>
-        </w:rPr>
-        <w:t xml:space="preserve"> a vide não dê o seu fruto</w:t>
-      </w:r>
-    </w:p>
-    <w:p>
-      <w:pPr>
-        <w:spacing w:after="0"/>
-        <w:rPr>
-          <w:rFonts w:ascii="Times New Roman" w:hAnsi="Times New Roman"/>
-        </w:rPr>
-      </w:pPr>
-      <w:r>
-        <w:rPr>
-          <w:rFonts w:ascii="Times New Roman" w:hAnsi="Times New Roman"/>
-        </w:rPr>
-        <w:t>E ainda que os montes se lancem ao mar</w:t>
-      </w:r>
-      <w:r>
-        <w:rPr>
-          <w:rFonts w:ascii="Times New Roman" w:hAnsi="Times New Roman"/>
-        </w:rPr>
-        <w:br/>
-      </w:r>
-      <w:r>
-        <w:rPr>
-          <w:rFonts w:ascii="Times New Roman" w:hAnsi="Times New Roman"/>
-        </w:rPr>
-        <w:t>O</w:t>
-      </w:r>
-      <w:r>
-        <w:rPr>
-          <w:rFonts w:ascii="Times New Roman" w:hAnsi="Times New Roman"/>
-        </w:rPr>
-        <w:t>u que a terra trema, hei de confiar!</w:t>
-      </w:r>
-    </w:p>
-    <w:p>
-      <w:pPr>
-        <w:spacing w:before="120"/>
         <w:rPr>
           <w:rFonts w:ascii="Times New Roman" w:hAnsi="Times New Roman"/>
           <w:b/>
@@ -297,8 +219,73 @@
           <w:i/>
           <w:iCs/>
         </w:rPr>
+        <w:t>[REFRÃO]</w:t>
+      </w:r>
+    </w:p>
+    <w:p>
+      <w:pPr>
+        <w:rPr>
+          <w:rFonts w:ascii="Times New Roman" w:hAnsi="Times New Roman"/>
+        </w:rPr>
       </w:pPr>
       <w:r>
+        <w:rPr>
+          <w:rFonts w:ascii="Times New Roman" w:hAnsi="Times New Roman"/>
+        </w:rPr>
+        <w:t>E ainda que a terra não floresça</w:t>
+      </w:r>
+      <w:r>
+        <w:rPr>
+          <w:rFonts w:ascii="Times New Roman" w:hAnsi="Times New Roman"/>
+        </w:rPr>
+        <w:br/>
+      </w:r>
+      <w:r>
+        <w:rPr>
+          <w:rFonts w:ascii="Times New Roman" w:hAnsi="Times New Roman"/>
+        </w:rPr>
+        <w:t>E</w:t>
+      </w:r>
+      <w:r>
+        <w:rPr>
+          <w:rFonts w:ascii="Times New Roman" w:hAnsi="Times New Roman"/>
+        </w:rPr>
+        <w:t xml:space="preserve"> a vide não dê o seu fruto</w:t>
+      </w:r>
+    </w:p>
+    <w:p>
+      <w:pPr>
+        <w:rPr>
+          <w:rFonts w:ascii="Times New Roman" w:hAnsi="Times New Roman"/>
+        </w:rPr>
+      </w:pPr>
+      <w:r>
+        <w:rPr>
+          <w:rFonts w:ascii="Times New Roman" w:hAnsi="Times New Roman"/>
+        </w:rPr>
+        <w:t>E ainda que os montes se lancem ao mar</w:t>
+      </w:r>
+      <w:r>
+        <w:rPr>
+          <w:rFonts w:ascii="Times New Roman" w:hAnsi="Times New Roman"/>
+        </w:rPr>
+        <w:br/>
+      </w:r>
+      <w:r>
+        <w:rPr>
+          <w:rFonts w:ascii="Times New Roman" w:hAnsi="Times New Roman"/>
+        </w:rPr>
+        <w:t>O</w:t>
+      </w:r>
+      <w:r>
+        <w:rPr>
+          <w:rFonts w:ascii="Times New Roman" w:hAnsi="Times New Roman"/>
+        </w:rPr>
+        <w:t>u que a terra trema, hei de confiar!</w:t>
+      </w:r>
+    </w:p>
+    <w:p>
+      <w:pPr>
         <w:rPr>
           <w:rFonts w:ascii="Times New Roman" w:hAnsi="Times New Roman"/>
           <w:b/>
@@ -306,8 +293,7 @@
           <w:i/>
           <w:iCs/>
         </w:rPr>
-        <w:t>[REFRÃO</w:t>
-      </w:r>
+      </w:pPr>
       <w:r>
         <w:rPr>
           <w:rFonts w:ascii="Times New Roman" w:hAnsi="Times New Roman"/>
@@ -316,10 +302,40 @@
           <w:i/>
           <w:iCs/>
         </w:rPr>
-        <w:t xml:space="preserve"> 2X]</w:t>
+        <w:t>[REFRÃO</w:t>
+      </w:r>
+      <w:r>
+        <w:rPr>
+          <w:rFonts w:ascii="Times New Roman" w:hAnsi="Times New Roman"/>
+          <w:b/>
+          <w:bCs/>
+          <w:i/>
+          <w:iCs/>
+        </w:rPr>
+        <w:t>]</w:t>
       </w:r>
     </w:p>
-    <w:p/>
+    <w:p>
+      <w:pPr>
+        <w:rPr>
+          <w:rFonts w:ascii="Times New Roman" w:hAnsi="Times New Roman"/>
+          <w:b/>
+          <w:bCs/>
+          <w:i/>
+          <w:iCs/>
+        </w:rPr>
+      </w:pPr>
+      <w:r>
+        <w:rPr>
+          <w:rFonts w:ascii="Times New Roman" w:hAnsi="Times New Roman"/>
+          <w:b/>
+          <w:bCs/>
+          <w:i/>
+          <w:iCs/>
+        </w:rPr>
+        <w:t>[REFRÃO]</w:t>
+      </w:r>
+    </w:p>
     <w:sectPr>
       <w:pgSz w:w="11906" w:h="16838"/>
       <w:pgMar w:top="1417" w:right="1701" w:bottom="1417" w:left="1701" w:header="708" w:footer="708" w:gutter="0"/>
